--- a/docs/index/index.docx
+++ b/docs/index/index.docx
@@ -16,7 +16,7 @@
         <w:spacing w:after="160" w:line="259" w:lineRule="auto"/>
       </w:pPr>
       <w:r>
-        <w:t xml:space="preserve">Every page on this site is a Word document, stored in a git repository and drawn here by Starling Writer. Nothing is converted to HTML. What you see is what prints.</w:t>
+        <w:t xml:space="preserve">Every page on this site is a Word document, stored in a git repository and drawn here by Starling Writer. What you see is what prints. A text view in plain HTML stands in while the reader loads, for screen readers and crawlers, and for anyone who prefers it: the Read text button.</w:t>
       </w:r>
     </w:p>
     <w:p>
